--- a/docs/Vector-Mobile-Android.docx
+++ b/docs/Vector-Mobile-Android.docx
@@ -171,7 +171,7 @@
           <w:szCs w:val="18"/>
           <w:color w:val="333333"/>
         </w:rPr>
-        <w:t xml:space="preserve">mobile/</w:t>
+        <w:t xml:space="preserve">ui/mobile-native/</w:t>
       </w:r>
     </w:p>
     <w:p>
@@ -283,7 +283,7 @@
           <w:szCs w:val="18"/>
           <w:color w:val="333333"/>
         </w:rPr>
-        <w:t xml:space="preserve">    src/                  generated copies of the shared engine</w:t>
+        <w:t xml:space="preserve">    engine/src/                  generated copies of the shared engine</w:t>
       </w:r>
     </w:p>
     <w:p>
@@ -678,32 +678,32 @@
           <w:sz w:val="22"/>
           <w:szCs w:val="22"/>
         </w:rPr>
-        <w:t xml:space="preserve">• Privacy policy: ../store/privacy-policy.html (host it, e.g. GitHub Pages).</w:t>
-      </w:r>
-    </w:p>
-    <w:p>
-      <w:pPr>
-        <w:spacing w:before="0" w:after="60"/>
-        <w:ind w:left="360" w:hanging="360"/>
-      </w:pPr>
-      <w:r>
-        <w:rPr>
-          <w:sz w:val="22"/>
-          <w:szCs w:val="22"/>
-        </w:rPr>
-        <w:t xml:space="preserve">• Description and permission notes: ../store/listing.md,</w:t>
-      </w:r>
-    </w:p>
-    <w:p>
-      <w:pPr>
-        <w:spacing w:before="0" w:after="100"/>
-      </w:pPr>
-      <w:r>
-        <w:rPr>
-          <w:sz w:val="22"/>
-          <w:szCs w:val="22"/>
-        </w:rPr>
-        <w:t xml:space="preserve">  ../store/permissions-and-privacy.md.</w:t>
+        <w:t xml:space="preserve">• Privacy policy: ../ui/store/privacy-policy.html (host it, e.g. GitHub Pages).</w:t>
+      </w:r>
+    </w:p>
+    <w:p>
+      <w:pPr>
+        <w:spacing w:before="0" w:after="60"/>
+        <w:ind w:left="360" w:hanging="360"/>
+      </w:pPr>
+      <w:r>
+        <w:rPr>
+          <w:sz w:val="22"/>
+          <w:szCs w:val="22"/>
+        </w:rPr>
+        <w:t xml:space="preserve">• Description and permission notes: ../ui/store/listing.md,</w:t>
+      </w:r>
+    </w:p>
+    <w:p>
+      <w:pPr>
+        <w:spacing w:before="0" w:after="100"/>
+      </w:pPr>
+      <w:r>
+        <w:rPr>
+          <w:sz w:val="22"/>
+          <w:szCs w:val="22"/>
+        </w:rPr>
+        <w:t xml:space="preserve">  ../ui/store/permissions-and-privacy.md.</w:t>
       </w:r>
     </w:p>
     <w:p>
